--- a/tools/candidates/portfolio-owner-pdf-20261013/13-raschet-metrami/52-chek-list-raschet-metrami.docx
+++ b/tools/candidates/portfolio-owner-pdf-20261013/13-raschet-metrami/52-chek-list-raschet-metrami.docx
@@ -271,7 +271,7 @@
           <w:sz w:val="22"/>
           <w:szCs w:val="24"/>
         </w:rPr>
-        <w:t>☐  Если цена ДДУ не оплачена полностью, до уступки установлены размер долга, условия одновременного перевода долга на приобретателя и согласие кредитора (ч. 1 ст. 11 Закона № 214-ФЗ; п. 2 ст. 391 ГК РФ). Зачёт стоимости работ между сторонами сам по себе не подтверждает поступление денег на счёт эскроу (ч. 3 ст. 15.4 Закона № 214-ФЗ).</w:t>
+        <w:t>☐  Разделены цена ДДУ на эскроу, цена уступки цеденту и расчёт за работы. При неоплаченном ДДУ проверены одновременный перевод долга и согласие кредитора (ч. 1 ст. 11 Закона № 214-ФЗ; п. 2 ст. 391 ГК РФ). При цеденте — юридическом лице проверена уплата цены уступки после госрегистрации (ч. 3 ст. 11 Закона № 214-ФЗ); при зачёте работ — момент зачёта и встречные требования. Зачёт не подтверждает пополнение эскроу (ч. 3 ст. 15.4 Закона № 214-ФЗ).</w:t>
       </w:r>
     </w:p>
     <w:p>

--- a/tools/candidates/portfolio-owner-pdf-20261013/13-raschet-metrami/52-chek-list-raschet-metrami.docx
+++ b/tools/candidates/portfolio-owner-pdf-20261013/13-raschet-metrami/52-chek-list-raschet-metrami.docx
@@ -189,7 +189,7 @@
           <w:sz w:val="22"/>
           <w:szCs w:val="24"/>
         </w:rPr>
-        <w:t xml:space="preserve">☐  Проект договора и уступки получен на руки до начала работ.</w:t>
+        <w:t xml:space="preserve">☐  Получены проекты договора и уступки. Проверены регистрация ДДУ и отсутствие подписанного сторонами передаточного акта или иного документа о передаче объекта (ч. 2 ст. 11 Закона № 214-ФЗ). Передача оформлена или стадия не подтверждена — СТОП до определения применимой формы сделки.</w:t>
       </w:r>
     </w:p>
     <w:p>
@@ -649,7 +649,7 @@
           <w:sz w:val="22"/>
           <w:szCs w:val="24"/>
         </w:rPr>
-        <w:t xml:space="preserve">☐  Проект сделки смотрел юрист (не юрист застройщика).</w:t>
+        <w:t xml:space="preserve">☐  Проект сделки проверен независимым от застройщика юристом. Правило комплекта: каждый красный флаг — правовая оценка. Два и более — СТОП: до проверки не подписывайте сделку и не начинайте работы в счёт недвижимости. Возобновление — после документальной проверки рисков, согласования мер защиты, включая обеспечение, и письменного решения руководителя. Правовые препятствия должны быть устранены.</w:t>
       </w:r>
     </w:p>
     <w:p>
@@ -666,7 +666,7 @@
           <w:sz w:val="26"/>
           <w:szCs w:val="26"/>
         </w:rPr>
-        <w:t xml:space="preserve">7. Красные флаги — каждый требует юриста, два и больше — стоп</w:t>
+        <w:t xml:space="preserve">7. Красные флаги — правило остановки в разделе 6</w:t>
       </w:r>
     </w:p>
     <w:p>

--- a/tools/candidates/portfolio-owner-pdf-20261013/13-raschet-metrami/52-chek-list-raschet-metrami.docx
+++ b/tools/candidates/portfolio-owner-pdf-20261013/13-raschet-metrami/52-chek-list-raschet-metrami.docx
@@ -12,6 +12,8 @@
           <w:rFonts w:ascii="Times New Roman" w:cs="Times New Roman" w:eastAsia="Times New Roman" w:hAnsi="Times New Roman"/>
           <w:b/>
           <w:bCs/>
+          <w:i w:val="0"/>
+          <w:color w:val="323539"/>
           <w:sz w:val="32"/>
           <w:szCs w:val="32"/>
         </w:rPr>
@@ -25,9 +27,9 @@
       <w:r>
         <w:rPr>
           <w:rFonts w:ascii="Times New Roman" w:cs="Times New Roman" w:eastAsia="Times New Roman" w:hAnsi="Times New Roman"/>
-          <w:i/>
+          <w:i w:val="0"/>
           <w:iCs/>
-          <w:color w:val="595959"/>
+          <w:color w:val="323539"/>
           <w:sz w:val="22"/>
           <w:szCs w:val="24"/>
         </w:rPr>
@@ -70,6 +72,8 @@
                 <w:rFonts w:ascii="Times New Roman" w:cs="Times New Roman" w:eastAsia="Times New Roman" w:hAnsi="Times New Roman"/>
                 <w:b/>
                 <w:bCs/>
+                <w:i w:val="0"/>
+                <w:color w:val="323539"/>
                 <w:sz w:val="24"/>
                 <w:szCs w:val="24"/>
               </w:rPr>
@@ -83,6 +87,8 @@
             <w:r>
               <w:rPr>
                 <w:rFonts w:ascii="Times New Roman" w:cs="Times New Roman" w:eastAsia="Times New Roman" w:hAnsi="Times New Roman"/>
+                <w:i w:val="0"/>
+                <w:color w:val="323539"/>
                 <w:sz w:val="24"/>
                 <w:szCs w:val="24"/>
               </w:rPr>
@@ -96,6 +102,8 @@
             <w:r>
               <w:rPr>
                 <w:rFonts w:ascii="Times New Roman" w:cs="Times New Roman" w:eastAsia="Times New Roman" w:hAnsi="Times New Roman"/>
+                <w:i w:val="0"/>
+                <w:color w:val="323539"/>
                 <w:sz w:val="24"/>
                 <w:szCs w:val="24"/>
               </w:rPr>
@@ -109,6 +117,8 @@
             <w:r>
               <w:rPr>
                 <w:rFonts w:ascii="Times New Roman" w:cs="Times New Roman" w:eastAsia="Times New Roman" w:hAnsi="Times New Roman"/>
+                <w:i w:val="0"/>
+                <w:color w:val="323539"/>
                 <w:sz w:val="24"/>
                 <w:szCs w:val="24"/>
               </w:rPr>
@@ -122,6 +132,8 @@
             <w:r>
               <w:rPr>
                 <w:rFonts w:ascii="Times New Roman" w:cs="Times New Roman" w:eastAsia="Times New Roman" w:hAnsi="Times New Roman"/>
+                <w:i w:val="0"/>
+                <w:color w:val="323539"/>
                 <w:sz w:val="24"/>
                 <w:szCs w:val="24"/>
               </w:rPr>
@@ -147,6 +159,8 @@
           <w:rFonts w:ascii="Times New Roman" w:cs="Times New Roman" w:eastAsia="Times New Roman" w:hAnsi="Times New Roman"/>
           <w:b/>
           <w:bCs/>
+          <w:i w:val="0"/>
+          <w:color w:val="323539"/>
           <w:sz w:val="26"/>
           <w:szCs w:val="26"/>
         </w:rPr>
@@ -160,6 +174,8 @@
       <w:r>
         <w:rPr>
           <w:rFonts w:ascii="Times New Roman" w:cs="Times New Roman" w:eastAsia="Times New Roman" w:hAnsi="Times New Roman"/>
+          <w:i w:val="0"/>
+          <w:color w:val="323539"/>
           <w:sz w:val="22"/>
           <w:szCs w:val="24"/>
         </w:rPr>
@@ -173,6 +189,8 @@
       <w:r>
         <w:rPr>
           <w:rFonts w:ascii="Times New Roman" w:cs="Times New Roman" w:eastAsia="Times New Roman" w:hAnsi="Times New Roman"/>
+          <w:i w:val="0"/>
+          <w:color w:val="323539"/>
           <w:sz w:val="22"/>
           <w:szCs w:val="24"/>
         </w:rPr>
@@ -186,6 +204,8 @@
       <w:r>
         <w:rPr>
           <w:rFonts w:ascii="Times New Roman" w:cs="Times New Roman" w:eastAsia="Times New Roman" w:hAnsi="Times New Roman"/>
+          <w:i w:val="0"/>
+          <w:color w:val="323539"/>
           <w:sz w:val="22"/>
           <w:szCs w:val="24"/>
         </w:rPr>
@@ -199,6 +219,8 @@
       <w:r>
         <w:rPr>
           <w:rFonts w:ascii="Times New Roman" w:cs="Times New Roman" w:eastAsia="Times New Roman" w:hAnsi="Times New Roman"/>
+          <w:i w:val="0"/>
+          <w:color w:val="323539"/>
           <w:sz w:val="22"/>
           <w:szCs w:val="24"/>
         </w:rPr>
@@ -216,6 +238,8 @@
           <w:rFonts w:ascii="Times New Roman" w:cs="Times New Roman" w:eastAsia="Times New Roman" w:hAnsi="Times New Roman"/>
           <w:b/>
           <w:bCs/>
+          <w:i w:val="0"/>
+          <w:color w:val="323539"/>
           <w:sz w:val="26"/>
           <w:szCs w:val="26"/>
         </w:rPr>
@@ -229,6 +253,8 @@
       <w:r>
         <w:rPr>
           <w:rFonts w:ascii="Times New Roman" w:cs="Times New Roman" w:eastAsia="Times New Roman" w:hAnsi="Times New Roman"/>
+          <w:i w:val="0"/>
+          <w:color w:val="323539"/>
           <w:sz w:val="22"/>
           <w:szCs w:val="24"/>
         </w:rPr>
@@ -242,6 +268,8 @@
       <w:r>
         <w:rPr>
           <w:rFonts w:ascii="Times New Roman" w:cs="Times New Roman" w:eastAsia="Times New Roman" w:hAnsi="Times New Roman"/>
+          <w:i w:val="0"/>
+          <w:color w:val="323539"/>
           <w:sz w:val="22"/>
           <w:szCs w:val="24"/>
         </w:rPr>
@@ -255,6 +283,8 @@
       <w:r>
         <w:rPr>
           <w:rFonts w:ascii="Times New Roman" w:cs="Times New Roman" w:eastAsia="Times New Roman" w:hAnsi="Times New Roman"/>
+          <w:i w:val="0"/>
+          <w:color w:val="323539"/>
           <w:sz w:val="22"/>
           <w:szCs w:val="24"/>
         </w:rPr>
@@ -268,6 +298,8 @@
       <w:r>
         <w:rPr>
           <w:rFonts w:ascii="Times New Roman" w:cs="Times New Roman" w:eastAsia="Times New Roman" w:hAnsi="Times New Roman"/>
+          <w:i w:val="0"/>
+          <w:color w:val="323539"/>
           <w:sz w:val="22"/>
           <w:szCs w:val="24"/>
         </w:rPr>
@@ -285,6 +317,8 @@
           <w:rFonts w:ascii="Times New Roman" w:cs="Times New Roman" w:eastAsia="Times New Roman" w:hAnsi="Times New Roman"/>
           <w:b/>
           <w:bCs/>
+          <w:i w:val="0"/>
+          <w:color w:val="323539"/>
           <w:sz w:val="26"/>
           <w:szCs w:val="26"/>
         </w:rPr>
@@ -298,6 +332,8 @@
       <w:r>
         <w:rPr>
           <w:rFonts w:ascii="Times New Roman" w:cs="Times New Roman" w:eastAsia="Times New Roman" w:hAnsi="Times New Roman"/>
+          <w:i w:val="0"/>
+          <w:color w:val="323539"/>
           <w:sz w:val="22"/>
           <w:szCs w:val="24"/>
         </w:rPr>
@@ -311,6 +347,8 @@
       <w:r>
         <w:rPr>
           <w:rFonts w:ascii="Times New Roman" w:cs="Times New Roman" w:eastAsia="Times New Roman" w:hAnsi="Times New Roman"/>
+          <w:i w:val="0"/>
+          <w:color w:val="323539"/>
           <w:sz w:val="22"/>
           <w:szCs w:val="24"/>
         </w:rPr>
@@ -324,6 +362,8 @@
       <w:r>
         <w:rPr>
           <w:rFonts w:ascii="Times New Roman" w:cs="Times New Roman" w:eastAsia="Times New Roman" w:hAnsi="Times New Roman"/>
+          <w:i w:val="0"/>
+          <w:color w:val="323539"/>
           <w:sz w:val="22"/>
           <w:szCs w:val="24"/>
         </w:rPr>
@@ -337,6 +377,8 @@
       <w:r>
         <w:rPr>
           <w:rFonts w:ascii="Times New Roman" w:cs="Times New Roman" w:eastAsia="Times New Roman" w:hAnsi="Times New Roman"/>
+          <w:i w:val="0"/>
+          <w:color w:val="323539"/>
           <w:sz w:val="22"/>
           <w:szCs w:val="24"/>
         </w:rPr>
@@ -350,6 +392,8 @@
       <w:r>
         <w:rPr>
           <w:rFonts w:ascii="Times New Roman" w:cs="Times New Roman" w:eastAsia="Times New Roman" w:hAnsi="Times New Roman"/>
+          <w:i w:val="0"/>
+          <w:color w:val="323539"/>
           <w:sz w:val="22"/>
           <w:szCs w:val="24"/>
         </w:rPr>
@@ -363,6 +407,8 @@
       <w:r>
         <w:rPr>
           <w:rFonts w:ascii="Times New Roman" w:cs="Times New Roman" w:eastAsia="Times New Roman" w:hAnsi="Times New Roman"/>
+          <w:i w:val="0"/>
+          <w:color w:val="323539"/>
           <w:sz w:val="22"/>
           <w:szCs w:val="24"/>
         </w:rPr>
@@ -380,6 +426,8 @@
           <w:rFonts w:ascii="Times New Roman" w:cs="Times New Roman" w:eastAsia="Times New Roman" w:hAnsi="Times New Roman"/>
           <w:b/>
           <w:bCs/>
+          <w:i w:val="0"/>
+          <w:color w:val="323539"/>
           <w:sz w:val="26"/>
           <w:szCs w:val="26"/>
         </w:rPr>
@@ -393,6 +441,8 @@
       <w:r>
         <w:rPr>
           <w:rFonts w:ascii="Times New Roman" w:cs="Times New Roman" w:eastAsia="Times New Roman" w:hAnsi="Times New Roman"/>
+          <w:i w:val="0"/>
+          <w:color w:val="323539"/>
           <w:sz w:val="22"/>
           <w:szCs w:val="24"/>
         </w:rPr>
@@ -406,6 +456,8 @@
       <w:r>
         <w:rPr>
           <w:rFonts w:ascii="Times New Roman" w:cs="Times New Roman" w:eastAsia="Times New Roman" w:hAnsi="Times New Roman"/>
+          <w:i w:val="0"/>
+          <w:color w:val="323539"/>
           <w:sz w:val="22"/>
           <w:szCs w:val="24"/>
         </w:rPr>
@@ -419,6 +471,8 @@
       <w:r>
         <w:rPr>
           <w:rFonts w:ascii="Times New Roman" w:cs="Times New Roman" w:eastAsia="Times New Roman" w:hAnsi="Times New Roman"/>
+          <w:i w:val="0"/>
+          <w:color w:val="323539"/>
           <w:sz w:val="22"/>
           <w:szCs w:val="24"/>
         </w:rPr>
@@ -432,6 +486,8 @@
       <w:r>
         <w:rPr>
           <w:rFonts w:ascii="Times New Roman" w:cs="Times New Roman" w:eastAsia="Times New Roman" w:hAnsi="Times New Roman"/>
+          <w:i w:val="0"/>
+          <w:color w:val="323539"/>
           <w:sz w:val="22"/>
           <w:szCs w:val="24"/>
         </w:rPr>
@@ -449,6 +505,8 @@
           <w:rFonts w:ascii="Times New Roman" w:cs="Times New Roman" w:eastAsia="Times New Roman" w:hAnsi="Times New Roman"/>
           <w:b/>
           <w:bCs/>
+          <w:i w:val="0"/>
+          <w:color w:val="323539"/>
           <w:sz w:val="26"/>
           <w:szCs w:val="26"/>
         </w:rPr>
@@ -462,6 +520,8 @@
       <w:r>
         <w:rPr>
           <w:rFonts w:ascii="Times New Roman" w:cs="Times New Roman" w:eastAsia="Times New Roman" w:hAnsi="Times New Roman"/>
+          <w:i w:val="0"/>
+          <w:color w:val="323539"/>
           <w:sz w:val="22"/>
           <w:szCs w:val="24"/>
         </w:rPr>
@@ -472,9 +532,9 @@
           <w:rFonts w:ascii="Times New Roman" w:cs="Times New Roman" w:eastAsia="Times New Roman" w:hAnsi="Times New Roman"/>
           <w:b/>
           <w:bCs/>
-          <w:i w:val="false"/>
+          <w:i w:val="0"/>
           <w:iCs w:val="false"/>
-          <w:color w:val="000000"/>
+          <w:color w:val="323539"/>
           <w:sz w:val="22"/>
           <w:szCs w:val="24"/>
         </w:rPr>
@@ -483,6 +543,8 @@
       <w:r>
         <w:rPr>
           <w:rFonts w:ascii="Times New Roman" w:cs="Times New Roman" w:eastAsia="Times New Roman" w:hAnsi="Times New Roman"/>
+          <w:i w:val="0"/>
+          <w:color w:val="323539"/>
           <w:sz w:val="22"/>
           <w:szCs w:val="24"/>
         </w:rPr>
@@ -496,6 +558,8 @@
       <w:r>
         <w:rPr>
           <w:rFonts w:ascii="Times New Roman" w:cs="Times New Roman" w:eastAsia="Times New Roman" w:hAnsi="Times New Roman"/>
+          <w:i w:val="0"/>
+          <w:color w:val="323539"/>
           <w:sz w:val="22"/>
           <w:szCs w:val="24"/>
         </w:rPr>
@@ -506,9 +570,9 @@
           <w:rFonts w:ascii="Times New Roman" w:cs="Times New Roman" w:eastAsia="Times New Roman" w:hAnsi="Times New Roman"/>
           <w:b/>
           <w:bCs/>
-          <w:i w:val="false"/>
+          <w:i w:val="0"/>
           <w:iCs w:val="false"/>
-          <w:color w:val="000000"/>
+          <w:color w:val="323539"/>
           <w:sz w:val="22"/>
           <w:szCs w:val="24"/>
         </w:rPr>
@@ -517,6 +581,8 @@
       <w:r>
         <w:rPr>
           <w:rFonts w:ascii="Times New Roman" w:cs="Times New Roman" w:eastAsia="Times New Roman" w:hAnsi="Times New Roman"/>
+          <w:i w:val="0"/>
+          <w:color w:val="323539"/>
           <w:sz w:val="22"/>
           <w:szCs w:val="24"/>
         </w:rPr>
@@ -530,6 +596,8 @@
       <w:r>
         <w:rPr>
           <w:rFonts w:ascii="Times New Roman" w:cs="Times New Roman" w:eastAsia="Times New Roman" w:hAnsi="Times New Roman"/>
+          <w:i w:val="0"/>
+          <w:color w:val="323539"/>
           <w:sz w:val="22"/>
           <w:szCs w:val="24"/>
         </w:rPr>
@@ -543,6 +611,8 @@
       <w:r>
         <w:rPr>
           <w:rFonts w:ascii="Times New Roman" w:cs="Times New Roman" w:eastAsia="Times New Roman" w:hAnsi="Times New Roman"/>
+          <w:i w:val="0"/>
+          <w:color w:val="323539"/>
           <w:sz w:val="22"/>
           <w:szCs w:val="24"/>
         </w:rPr>
@@ -555,11 +625,694 @@
       </w:pPr>
       <w:r>
         <w:rPr>
-          <w:rFonts w:ascii="Times New Roman" w:cs="Times New Roman" w:eastAsia="Times New Roman" w:hAnsi="Times New Roman"/>
-          <w:sz w:val="22"/>
-          <w:szCs w:val="24"/>
-        </w:rPr>
-        <w:t xml:space="preserve">☐  Итог: метр против денег — разница названа числом.</w:t>
+          <w:i w:val="0"/>
+          <w:color w:val="323539"/>
+        </w:rPr>
+        <w:t>☐  Итог рассчитан по таблице ниже; разница с оплатой работ названа числом. Если данных нет — решение о входе отложено.</w:t>
+      </w:r>
+    </w:p>
+    <w:tbl>
+      <w:tblPr>
+        <w:tblW w:type="auto" w:w="0"/>
+        <w:tblLayout w:type="fixed"/>
+        <w:tblLook w:firstColumn="1" w:firstRow="1" w:lastColumn="0" w:lastRow="0" w:noHBand="0" w:noVBand="1" w:val="04A0"/>
+        <w:tblBorders>
+          <w:top w:val="single" w:sz="4" w:color="777777"/>
+          <w:left w:val="single" w:sz="4" w:color="777777"/>
+          <w:bottom w:val="single" w:sz="4" w:color="777777"/>
+          <w:right w:val="single" w:sz="4" w:color="777777"/>
+          <w:insideH w:val="single" w:sz="4" w:color="777777"/>
+          <w:insideV w:val="single" w:sz="4" w:color="777777"/>
+        </w:tblBorders>
+      </w:tblPr>
+      <w:tblGrid>
+        <w:gridCol w:w="2835"/>
+        <w:gridCol w:w="3572"/>
+        <w:gridCol w:w="3061"/>
+      </w:tblGrid>
+      <w:tr>
+        <w:tc>
+          <w:tcPr>
+            <w:tcW w:type="dxa" w:w="2835"/>
+          </w:tcPr>
+          <w:p>
+            <w:pPr>
+              <w:spacing w:after="40"/>
+            </w:pPr>
+            <w:r>
+              <w:rPr>
+                <w:i w:val="0"/>
+                <w:color w:val="323539"/>
+                <w:sz w:val="18"/>
+              </w:rPr>
+              <w:t>Показатель</w:t>
+            </w:r>
+          </w:p>
+        </w:tc>
+        <w:tc>
+          <w:tcPr>
+            <w:tcW w:type="dxa" w:w="3572"/>
+          </w:tcPr>
+          <w:p>
+            <w:pPr>
+              <w:spacing w:after="40"/>
+            </w:pPr>
+            <w:r>
+              <w:rPr>
+                <w:i w:val="0"/>
+                <w:color w:val="323539"/>
+                <w:sz w:val="18"/>
+              </w:rPr>
+              <w:t>Значение, ₽</w:t>
+            </w:r>
+          </w:p>
+        </w:tc>
+        <w:tc>
+          <w:tcPr>
+            <w:tcW w:type="dxa" w:w="3061"/>
+          </w:tcPr>
+          <w:p>
+            <w:pPr>
+              <w:spacing w:after="40"/>
+            </w:pPr>
+            <w:r>
+              <w:rPr>
+                <w:i w:val="0"/>
+                <w:color w:val="323539"/>
+                <w:sz w:val="18"/>
+              </w:rPr>
+              <w:t>Как проверить</w:t>
+            </w:r>
+          </w:p>
+        </w:tc>
+      </w:tr>
+      <w:tr>
+        <w:tc>
+          <w:tcPr>
+            <w:tcW w:type="dxa" w:w="2835"/>
+          </w:tcPr>
+          <w:p>
+            <w:pPr>
+              <w:spacing w:after="40"/>
+            </w:pPr>
+            <w:r>
+              <w:rPr>
+                <w:i w:val="0"/>
+                <w:color w:val="323539"/>
+                <w:sz w:val="18"/>
+              </w:rPr>
+              <w:t>А. Цена продажи</w:t>
+            </w:r>
+          </w:p>
+        </w:tc>
+        <w:tc>
+          <w:tcPr>
+            <w:tcW w:type="dxa" w:w="3572"/>
+          </w:tcPr>
+          <w:p>
+            <w:pPr>
+              <w:spacing w:after="40"/>
+            </w:pPr>
+            <w:r>
+              <w:rPr>
+                <w:i w:val="0"/>
+                <w:color w:val="323539"/>
+                <w:sz w:val="18"/>
+              </w:rPr>
+              <w:t>________</w:t>
+            </w:r>
+          </w:p>
+        </w:tc>
+        <w:tc>
+          <w:tcPr>
+            <w:tcW w:type="dxa" w:w="3061"/>
+          </w:tcPr>
+          <w:p>
+            <w:pPr>
+              <w:spacing w:after="40"/>
+            </w:pPr>
+            <w:r>
+              <w:rPr>
+                <w:i w:val="0"/>
+                <w:color w:val="323539"/>
+                <w:sz w:val="18"/>
+              </w:rPr>
+              <w:t>Сопоставимые предложения</w:t>
+            </w:r>
+          </w:p>
+        </w:tc>
+      </w:tr>
+      <w:tr>
+        <w:tc>
+          <w:tcPr>
+            <w:tcW w:type="dxa" w:w="2835"/>
+          </w:tcPr>
+          <w:p>
+            <w:pPr>
+              <w:spacing w:after="40"/>
+            </w:pPr>
+            <w:r>
+              <w:rPr>
+                <w:i w:val="0"/>
+                <w:color w:val="323539"/>
+                <w:sz w:val="18"/>
+              </w:rPr>
+              <w:t>Б. Дисконт, %</w:t>
+            </w:r>
+          </w:p>
+        </w:tc>
+        <w:tc>
+          <w:tcPr>
+            <w:tcW w:type="dxa" w:w="3572"/>
+          </w:tcPr>
+          <w:p>
+            <w:pPr>
+              <w:spacing w:after="40"/>
+            </w:pPr>
+            <w:r>
+              <w:rPr>
+                <w:i w:val="0"/>
+                <w:color w:val="323539"/>
+                <w:sz w:val="18"/>
+              </w:rPr>
+              <w:t>________</w:t>
+            </w:r>
+          </w:p>
+        </w:tc>
+        <w:tc>
+          <w:tcPr>
+            <w:tcW w:type="dxa" w:w="3061"/>
+          </w:tcPr>
+          <w:p>
+            <w:pPr>
+              <w:spacing w:after="40"/>
+            </w:pPr>
+            <w:r>
+              <w:rPr>
+                <w:i w:val="0"/>
+                <w:color w:val="323539"/>
+                <w:sz w:val="18"/>
+              </w:rPr>
+              <w:t>Сценарий быстрой продажи</w:t>
+            </w:r>
+          </w:p>
+        </w:tc>
+      </w:tr>
+      <w:tr>
+        <w:tc>
+          <w:tcPr>
+            <w:tcW w:type="dxa" w:w="2835"/>
+          </w:tcPr>
+          <w:p>
+            <w:pPr>
+              <w:spacing w:after="40"/>
+            </w:pPr>
+            <w:r>
+              <w:rPr>
+                <w:i w:val="0"/>
+                <w:color w:val="323539"/>
+                <w:sz w:val="18"/>
+              </w:rPr>
+              <w:t>В. Выручка</w:t>
+            </w:r>
+          </w:p>
+        </w:tc>
+        <w:tc>
+          <w:tcPr>
+            <w:tcW w:type="dxa" w:w="3572"/>
+          </w:tcPr>
+          <w:p>
+            <w:pPr>
+              <w:spacing w:after="40"/>
+            </w:pPr>
+            <w:r>
+              <w:rPr>
+                <w:i w:val="0"/>
+                <w:color w:val="323539"/>
+                <w:sz w:val="18"/>
+              </w:rPr>
+              <w:t>А × (1 − Б / 100)</w:t>
+            </w:r>
+          </w:p>
+        </w:tc>
+        <w:tc>
+          <w:tcPr>
+            <w:tcW w:type="dxa" w:w="3061"/>
+          </w:tcPr>
+          <w:p>
+            <w:pPr>
+              <w:spacing w:after="40"/>
+            </w:pPr>
+            <w:r>
+              <w:rPr>
+                <w:i w:val="0"/>
+                <w:color w:val="323539"/>
+                <w:sz w:val="18"/>
+              </w:rPr>
+              <w:t>Расчёт</w:t>
+            </w:r>
+          </w:p>
+        </w:tc>
+      </w:tr>
+      <w:tr>
+        <w:tc>
+          <w:tcPr>
+            <w:tcW w:type="dxa" w:w="2835"/>
+          </w:tcPr>
+          <w:p>
+            <w:pPr>
+              <w:spacing w:after="40"/>
+            </w:pPr>
+            <w:r>
+              <w:rPr>
+                <w:i w:val="0"/>
+                <w:color w:val="323539"/>
+                <w:sz w:val="18"/>
+              </w:rPr>
+              <w:t>Г. Налоги</w:t>
+            </w:r>
+          </w:p>
+        </w:tc>
+        <w:tc>
+          <w:tcPr>
+            <w:tcW w:type="dxa" w:w="3572"/>
+          </w:tcPr>
+          <w:p>
+            <w:pPr>
+              <w:spacing w:after="40"/>
+            </w:pPr>
+            <w:r>
+              <w:rPr>
+                <w:i w:val="0"/>
+                <w:color w:val="323539"/>
+                <w:sz w:val="18"/>
+              </w:rPr>
+              <w:t>________</w:t>
+            </w:r>
+          </w:p>
+        </w:tc>
+        <w:tc>
+          <w:tcPr>
+            <w:tcW w:type="dxa" w:w="3061"/>
+          </w:tcPr>
+          <w:p>
+            <w:pPr>
+              <w:spacing w:after="40"/>
+            </w:pPr>
+            <w:r>
+              <w:rPr>
+                <w:i w:val="0"/>
+                <w:color w:val="323539"/>
+                <w:sz w:val="18"/>
+              </w:rPr>
+              <w:t>Режим подрядчика</w:t>
+            </w:r>
+          </w:p>
+        </w:tc>
+      </w:tr>
+      <w:tr>
+        <w:tc>
+          <w:tcPr>
+            <w:tcW w:type="dxa" w:w="2835"/>
+          </w:tcPr>
+          <w:p>
+            <w:pPr>
+              <w:spacing w:after="40"/>
+            </w:pPr>
+            <w:r>
+              <w:rPr>
+                <w:i w:val="0"/>
+                <w:color w:val="323539"/>
+                <w:sz w:val="18"/>
+              </w:rPr>
+              <w:t>Д. Расходы продажи</w:t>
+            </w:r>
+          </w:p>
+        </w:tc>
+        <w:tc>
+          <w:tcPr>
+            <w:tcW w:type="dxa" w:w="3572"/>
+          </w:tcPr>
+          <w:p>
+            <w:pPr>
+              <w:spacing w:after="40"/>
+            </w:pPr>
+            <w:r>
+              <w:rPr>
+                <w:i w:val="0"/>
+                <w:color w:val="323539"/>
+                <w:sz w:val="18"/>
+              </w:rPr>
+              <w:t>________</w:t>
+            </w:r>
+          </w:p>
+        </w:tc>
+        <w:tc>
+          <w:tcPr>
+            <w:tcW w:type="dxa" w:w="3061"/>
+          </w:tcPr>
+          <w:p>
+            <w:pPr>
+              <w:spacing w:after="40"/>
+            </w:pPr>
+            <w:r>
+              <w:rPr>
+                <w:i w:val="0"/>
+                <w:color w:val="323539"/>
+                <w:sz w:val="18"/>
+              </w:rPr>
+              <w:t>Комиссия, оформление</w:t>
+            </w:r>
+          </w:p>
+        </w:tc>
+      </w:tr>
+      <w:tr>
+        <w:tc>
+          <w:tcPr>
+            <w:tcW w:type="dxa" w:w="2835"/>
+          </w:tcPr>
+          <w:p>
+            <w:pPr>
+              <w:spacing w:after="40"/>
+            </w:pPr>
+            <w:r>
+              <w:rPr>
+                <w:i w:val="0"/>
+                <w:color w:val="323539"/>
+                <w:sz w:val="18"/>
+              </w:rPr>
+              <w:t>Е. Финансирование</w:t>
+            </w:r>
+          </w:p>
+        </w:tc>
+        <w:tc>
+          <w:tcPr>
+            <w:tcW w:type="dxa" w:w="3572"/>
+          </w:tcPr>
+          <w:p>
+            <w:pPr>
+              <w:spacing w:after="40"/>
+            </w:pPr>
+            <w:r>
+              <w:rPr>
+                <w:sz w:val="18"/>
+              </w:rPr>
+              <w:t>Долг × ставка (%) × мес. / 1200</w:t>
+            </w:r>
+          </w:p>
+        </w:tc>
+        <w:tc>
+          <w:tcPr>
+            <w:tcW w:type="dxa" w:w="3061"/>
+          </w:tcPr>
+          <w:p>
+            <w:pPr>
+              <w:spacing w:after="40"/>
+            </w:pPr>
+            <w:r>
+              <w:rPr>
+                <w:sz w:val="18"/>
+              </w:rPr>
+              <w:t>Долг ___ ₽; ставка ___ %; срок ___ мес.</w:t>
+            </w:r>
+          </w:p>
+        </w:tc>
+      </w:tr>
+      <w:tr>
+        <w:tc>
+          <w:tcPr>
+            <w:tcW w:type="dxa" w:w="2835"/>
+          </w:tcPr>
+          <w:p>
+            <w:pPr>
+              <w:spacing w:after="40"/>
+            </w:pPr>
+            <w:r>
+              <w:rPr>
+                <w:i w:val="0"/>
+                <w:color w:val="323539"/>
+                <w:sz w:val="18"/>
+              </w:rPr>
+              <w:t>Ж. Чистые поступления</w:t>
+            </w:r>
+          </w:p>
+        </w:tc>
+        <w:tc>
+          <w:tcPr>
+            <w:tcW w:type="dxa" w:w="3572"/>
+          </w:tcPr>
+          <w:p>
+            <w:pPr>
+              <w:spacing w:after="40"/>
+            </w:pPr>
+            <w:r>
+              <w:rPr>
+                <w:i w:val="0"/>
+                <w:color w:val="323539"/>
+                <w:sz w:val="18"/>
+              </w:rPr>
+              <w:t>В − Г − Д − Е</w:t>
+            </w:r>
+          </w:p>
+        </w:tc>
+        <w:tc>
+          <w:tcPr>
+            <w:tcW w:type="dxa" w:w="3061"/>
+          </w:tcPr>
+          <w:p>
+            <w:pPr>
+              <w:spacing w:after="40"/>
+            </w:pPr>
+            <w:r>
+              <w:rPr>
+                <w:i w:val="0"/>
+                <w:color w:val="323539"/>
+                <w:sz w:val="18"/>
+              </w:rPr>
+              <w:t>Расчёт</w:t>
+            </w:r>
+          </w:p>
+        </w:tc>
+      </w:tr>
+      <w:tr>
+        <w:tc>
+          <w:tcPr>
+            <w:tcW w:type="dxa" w:w="2835"/>
+          </w:tcPr>
+          <w:p>
+            <w:pPr>
+              <w:spacing w:after="40"/>
+            </w:pPr>
+            <w:r>
+              <w:rPr>
+                <w:i w:val="0"/>
+                <w:color w:val="323539"/>
+                <w:sz w:val="18"/>
+              </w:rPr>
+              <w:t>З. Стоимость работ</w:t>
+            </w:r>
+          </w:p>
+        </w:tc>
+        <w:tc>
+          <w:tcPr>
+            <w:tcW w:type="dxa" w:w="3572"/>
+          </w:tcPr>
+          <w:p>
+            <w:pPr>
+              <w:spacing w:after="40"/>
+            </w:pPr>
+            <w:r>
+              <w:rPr>
+                <w:i w:val="0"/>
+                <w:color w:val="323539"/>
+                <w:sz w:val="18"/>
+              </w:rPr>
+              <w:t>________</w:t>
+            </w:r>
+          </w:p>
+        </w:tc>
+        <w:tc>
+          <w:tcPr>
+            <w:tcW w:type="dxa" w:w="3061"/>
+          </w:tcPr>
+          <w:p>
+            <w:pPr>
+              <w:spacing w:after="40"/>
+            </w:pPr>
+            <w:r>
+              <w:rPr>
+                <w:i w:val="0"/>
+                <w:color w:val="323539"/>
+                <w:sz w:val="18"/>
+              </w:rPr>
+              <w:t>Договор, КС</w:t>
+            </w:r>
+          </w:p>
+        </w:tc>
+      </w:tr>
+      <w:tr>
+        <w:tc>
+          <w:tcPr>
+            <w:tcW w:type="dxa" w:w="2835"/>
+          </w:tcPr>
+          <w:p>
+            <w:pPr>
+              <w:spacing w:after="40"/>
+            </w:pPr>
+            <w:r>
+              <w:rPr>
+                <w:i w:val="0"/>
+                <w:color w:val="323539"/>
+                <w:sz w:val="18"/>
+              </w:rPr>
+              <w:t>И. Разница</w:t>
+            </w:r>
+          </w:p>
+        </w:tc>
+        <w:tc>
+          <w:tcPr>
+            <w:tcW w:type="dxa" w:w="3572"/>
+          </w:tcPr>
+          <w:p>
+            <w:pPr>
+              <w:spacing w:after="40"/>
+            </w:pPr>
+            <w:r>
+              <w:rPr>
+                <w:i w:val="0"/>
+                <w:color w:val="323539"/>
+                <w:sz w:val="18"/>
+              </w:rPr>
+              <w:t>Ж − З</w:t>
+            </w:r>
+          </w:p>
+        </w:tc>
+        <w:tc>
+          <w:tcPr>
+            <w:tcW w:type="dxa" w:w="3061"/>
+          </w:tcPr>
+          <w:p>
+            <w:pPr>
+              <w:spacing w:after="40"/>
+            </w:pPr>
+            <w:r>
+              <w:rPr>
+                <w:i w:val="0"/>
+                <w:color w:val="323539"/>
+                <w:sz w:val="18"/>
+              </w:rPr>
+              <w:t>Минус = потеря маржи</w:t>
+            </w:r>
+          </w:p>
+        </w:tc>
+      </w:tr>
+    </w:tbl>
+    <w:p>
+      <w:r>
+        <w:t>Условный пример: цена продажи 10 000 000 ₽, дисконт 5% → 9 500 000 ₽; налоги 600 000 ₽, продажа 200 000 ₽, финансирование 400 000 ₽ (долг 4 000 000 ₽ × 12% × 10 мес. / 1200) → чистые поступления 8 300 000 ₽. При стоимости работ 9 000 000 ₽ разница −700 000 ₽. Не используйте пример вместо расчёта реальной сделки.</w:t>
+      </w:r>
+    </w:p>
+    <w:p>
+      <w:pPr>
+        <w:pStyle w:val="Heading2"/>
+        <w:keepNext/>
+        <w:pageBreakBefore/>
+        <w:spacing w:after="120" w:before="260"/>
+      </w:pPr>
+      <w:r>
+        <w:rPr>
+          <w:rFonts w:ascii="Times New Roman" w:cs="Times New Roman" w:eastAsia="Times New Roman" w:hAnsi="Times New Roman"/>
+          <w:b/>
+          <w:bCs/>
+          <w:i w:val="0"/>
+          <w:color w:val="323539"/>
+          <w:sz w:val="26"/>
+          <w:szCs w:val="26"/>
+        </w:rPr>
+        <w:t xml:space="preserve">6. Договор подряда</w:t>
+      </w:r>
+    </w:p>
+    <w:p>
+      <w:pPr>
+        <w:spacing w:after="40" w:line="276"/>
+      </w:pPr>
+      <w:r>
+        <w:rPr>
+          <w:rFonts w:ascii="Times New Roman" w:cs="Times New Roman" w:eastAsia="Times New Roman" w:hAnsi="Times New Roman"/>
+          <w:i w:val="0"/>
+          <w:color w:val="323539"/>
+          <w:sz w:val="22"/>
+          <w:szCs w:val="24"/>
+        </w:rPr>
+        <w:t xml:space="preserve">☐  Денежная часть расчёта записана: </w:t>
+      </w:r>
+      <w:r>
+        <w:rPr>
+          <w:rFonts w:ascii="Times New Roman" w:cs="Times New Roman" w:eastAsia="Times New Roman" w:hAnsi="Times New Roman"/>
+          <w:b/>
+          <w:bCs/>
+          <w:i w:val="0"/>
+          <w:iCs w:val="false"/>
+          <w:color w:val="323539"/>
+          <w:sz w:val="22"/>
+          <w:szCs w:val="24"/>
+        </w:rPr>
+        <w:t xml:space="preserve">{{ДОЛЯ_ДЕНЬГАМИ}}</w:t>
+      </w:r>
+      <w:r>
+        <w:rPr>
+          <w:rFonts w:ascii="Times New Roman" w:cs="Times New Roman" w:eastAsia="Times New Roman" w:hAnsi="Times New Roman"/>
+          <w:i w:val="0"/>
+          <w:color w:val="323539"/>
+          <w:sz w:val="22"/>
+          <w:szCs w:val="24"/>
+        </w:rPr>
+        <w:t xml:space="preserve">.</w:t>
+      </w:r>
+    </w:p>
+    <w:p>
+      <w:pPr>
+        <w:spacing w:after="40" w:line="276"/>
+      </w:pPr>
+      <w:r>
+        <w:rPr>
+          <w:rFonts w:ascii="Times New Roman" w:cs="Times New Roman" w:eastAsia="Times New Roman" w:hAnsi="Times New Roman"/>
+          <w:i w:val="0"/>
+          <w:color w:val="323539"/>
+          <w:sz w:val="22"/>
+          <w:szCs w:val="24"/>
+        </w:rPr>
+        <w:t xml:space="preserve">☐  Передача прав привязана к закрытию объёмов, а не к вводу.</w:t>
+      </w:r>
+    </w:p>
+    <w:p>
+      <w:pPr>
+        <w:spacing w:after="40" w:line="276"/>
+      </w:pPr>
+      <w:r>
+        <w:rPr>
+          <w:rFonts w:ascii="Times New Roman" w:cs="Times New Roman" w:eastAsia="Times New Roman" w:hAnsi="Times New Roman"/>
+          <w:i w:val="0"/>
+          <w:color w:val="323539"/>
+          <w:sz w:val="22"/>
+          <w:szCs w:val="24"/>
+        </w:rPr>
+        <w:t xml:space="preserve">☐  Судьба расчёта при срыве ввода / отзыве разрешения / остановке финансирования записана в договоре.</w:t>
+      </w:r>
+    </w:p>
+    <w:p>
+      <w:pPr>
+        <w:spacing w:after="40" w:line="276"/>
+      </w:pPr>
+      <w:r>
+        <w:rPr>
+          <w:rFonts w:ascii="Times New Roman" w:cs="Times New Roman" w:eastAsia="Times New Roman" w:hAnsi="Times New Roman"/>
+          <w:i w:val="0"/>
+          <w:color w:val="323539"/>
+          <w:sz w:val="22"/>
+          <w:szCs w:val="24"/>
+        </w:rPr>
+        <w:t xml:space="preserve">☐  Проект сделки проверен независимым от застройщика юристом. Правило комплекта: каждый красный флаг — правовая оценка. Два и более — СТОП: до проверки не подписывайте сделку и не начинайте работы в счёт недвижимости. Возобновление — после документальной проверки рисков, согласования мер защиты, включая обеспечение, и письменного решения руководителя. Правовые препятствия должны быть устранены.</w:t>
       </w:r>
     </w:p>
     <w:p>
@@ -573,99 +1326,11 @@
           <w:rFonts w:ascii="Times New Roman" w:cs="Times New Roman" w:eastAsia="Times New Roman" w:hAnsi="Times New Roman"/>
           <w:b/>
           <w:bCs/>
+          <w:i w:val="0"/>
+          <w:color w:val="323539"/>
           <w:sz w:val="26"/>
           <w:szCs w:val="26"/>
         </w:rPr>
-        <w:t xml:space="preserve">6. Договор подряда</w:t>
-      </w:r>
-    </w:p>
-    <w:p>
-      <w:pPr>
-        <w:spacing w:after="40" w:line="276"/>
-      </w:pPr>
-      <w:r>
-        <w:rPr>
-          <w:rFonts w:ascii="Times New Roman" w:cs="Times New Roman" w:eastAsia="Times New Roman" w:hAnsi="Times New Roman"/>
-          <w:sz w:val="22"/>
-          <w:szCs w:val="24"/>
-        </w:rPr>
-        <w:t xml:space="preserve">☐  Денежная часть расчёта записана: </w:t>
-      </w:r>
-      <w:r>
-        <w:rPr>
-          <w:rFonts w:ascii="Times New Roman" w:cs="Times New Roman" w:eastAsia="Times New Roman" w:hAnsi="Times New Roman"/>
-          <w:b/>
-          <w:bCs/>
-          <w:i w:val="false"/>
-          <w:iCs w:val="false"/>
-          <w:color w:val="000000"/>
-          <w:sz w:val="22"/>
-          <w:szCs w:val="24"/>
-        </w:rPr>
-        <w:t xml:space="preserve">{{ДОЛЯ_ДЕНЬГАМИ}}</w:t>
-      </w:r>
-      <w:r>
-        <w:rPr>
-          <w:rFonts w:ascii="Times New Roman" w:cs="Times New Roman" w:eastAsia="Times New Roman" w:hAnsi="Times New Roman"/>
-          <w:sz w:val="22"/>
-          <w:szCs w:val="24"/>
-        </w:rPr>
-        <w:t xml:space="preserve">.</w:t>
-      </w:r>
-    </w:p>
-    <w:p>
-      <w:pPr>
-        <w:spacing w:after="40" w:line="276"/>
-      </w:pPr>
-      <w:r>
-        <w:rPr>
-          <w:rFonts w:ascii="Times New Roman" w:cs="Times New Roman" w:eastAsia="Times New Roman" w:hAnsi="Times New Roman"/>
-          <w:sz w:val="22"/>
-          <w:szCs w:val="24"/>
-        </w:rPr>
-        <w:t xml:space="preserve">☐  Передача прав привязана к закрытию объёмов, а не к вводу.</w:t>
-      </w:r>
-    </w:p>
-    <w:p>
-      <w:pPr>
-        <w:spacing w:after="40" w:line="276"/>
-      </w:pPr>
-      <w:r>
-        <w:rPr>
-          <w:rFonts w:ascii="Times New Roman" w:cs="Times New Roman" w:eastAsia="Times New Roman" w:hAnsi="Times New Roman"/>
-          <w:sz w:val="22"/>
-          <w:szCs w:val="24"/>
-        </w:rPr>
-        <w:t xml:space="preserve">☐  Судьба расчёта при срыве ввода / отзыве разрешения / остановке финансирования записана в договоре.</w:t>
-      </w:r>
-    </w:p>
-    <w:p>
-      <w:pPr>
-        <w:spacing w:after="40" w:line="276"/>
-      </w:pPr>
-      <w:r>
-        <w:rPr>
-          <w:rFonts w:ascii="Times New Roman" w:cs="Times New Roman" w:eastAsia="Times New Roman" w:hAnsi="Times New Roman"/>
-          <w:sz w:val="22"/>
-          <w:szCs w:val="24"/>
-        </w:rPr>
-        <w:t xml:space="preserve">☐  Проект сделки проверен независимым от застройщика юристом. Правило комплекта: каждый красный флаг — правовая оценка. Два и более — СТОП: до проверки не подписывайте сделку и не начинайте работы в счёт недвижимости. Возобновление — после документальной проверки рисков, согласования мер защиты, включая обеспечение, и письменного решения руководителя. Правовые препятствия должны быть устранены.</w:t>
-      </w:r>
-    </w:p>
-    <w:p>
-      <w:pPr>
-        <w:pStyle w:val="Heading2"/>
-        <w:keepNext/>
-        <w:spacing w:after="120" w:before="260"/>
-      </w:pPr>
-      <w:r>
-        <w:rPr>
-          <w:rFonts w:ascii="Times New Roman" w:cs="Times New Roman" w:eastAsia="Times New Roman" w:hAnsi="Times New Roman"/>
-          <w:b/>
-          <w:bCs/>
-          <w:sz w:val="26"/>
-          <w:szCs w:val="26"/>
-        </w:rPr>
         <w:t xml:space="preserve">7. Красные флаги — правило остановки в разделе 6</w:t>
       </w:r>
     </w:p>
@@ -676,6 +1341,8 @@
       <w:r>
         <w:rPr>
           <w:rFonts w:ascii="Times New Roman" w:cs="Times New Roman" w:eastAsia="Times New Roman" w:hAnsi="Times New Roman"/>
+          <w:i w:val="0"/>
+          <w:color w:val="323539"/>
           <w:sz w:val="22"/>
           <w:szCs w:val="24"/>
         </w:rPr>
@@ -689,6 +1356,8 @@
       <w:r>
         <w:rPr>
           <w:rFonts w:ascii="Times New Roman" w:cs="Times New Roman" w:eastAsia="Times New Roman" w:hAnsi="Times New Roman"/>
+          <w:i w:val="0"/>
+          <w:color w:val="323539"/>
           <w:sz w:val="22"/>
           <w:szCs w:val="24"/>
         </w:rPr>
@@ -702,6 +1371,8 @@
       <w:r>
         <w:rPr>
           <w:rFonts w:ascii="Times New Roman" w:cs="Times New Roman" w:eastAsia="Times New Roman" w:hAnsi="Times New Roman"/>
+          <w:i w:val="0"/>
+          <w:color w:val="323539"/>
           <w:sz w:val="22"/>
           <w:szCs w:val="24"/>
         </w:rPr>
@@ -715,6 +1386,8 @@
       <w:r>
         <w:rPr>
           <w:rFonts w:ascii="Times New Roman" w:cs="Times New Roman" w:eastAsia="Times New Roman" w:hAnsi="Times New Roman"/>
+          <w:i w:val="0"/>
+          <w:color w:val="323539"/>
           <w:sz w:val="22"/>
           <w:szCs w:val="24"/>
         </w:rPr>
@@ -728,6 +1401,8 @@
       <w:r>
         <w:rPr>
           <w:rFonts w:ascii="Times New Roman" w:cs="Times New Roman" w:eastAsia="Times New Roman" w:hAnsi="Times New Roman"/>
+          <w:i w:val="0"/>
+          <w:color w:val="323539"/>
           <w:sz w:val="22"/>
           <w:szCs w:val="24"/>
         </w:rPr>
@@ -741,6 +1416,8 @@
       <w:r>
         <w:rPr>
           <w:rFonts w:ascii="Times New Roman" w:cs="Times New Roman" w:eastAsia="Times New Roman" w:hAnsi="Times New Roman"/>
+          <w:i w:val="0"/>
+          <w:color w:val="323539"/>
           <w:sz w:val="22"/>
           <w:szCs w:val="24"/>
         </w:rPr>
@@ -754,6 +1431,8 @@
       <w:r>
         <w:rPr>
           <w:rFonts w:ascii="Times New Roman" w:cs="Times New Roman" w:eastAsia="Times New Roman" w:hAnsi="Times New Roman"/>
+          <w:i w:val="0"/>
+          <w:color w:val="323539"/>
           <w:sz w:val="22"/>
           <w:szCs w:val="24"/>
         </w:rPr>
@@ -767,6 +1446,8 @@
       <w:r>
         <w:rPr>
           <w:rFonts w:ascii="Times New Roman" w:cs="Times New Roman" w:eastAsia="Times New Roman" w:hAnsi="Times New Roman"/>
+          <w:i w:val="0"/>
+          <w:color w:val="323539"/>
           <w:sz w:val="22"/>
           <w:szCs w:val="24"/>
         </w:rPr>
@@ -780,6 +1461,8 @@
       <w:r>
         <w:rPr>
           <w:rFonts w:ascii="Times New Roman" w:cs="Times New Roman" w:eastAsia="Times New Roman" w:hAnsi="Times New Roman"/>
+          <w:i w:val="0"/>
+          <w:color w:val="323539"/>
           <w:sz w:val="22"/>
           <w:szCs w:val="24"/>
         </w:rPr>
@@ -999,6 +1682,8 @@
     <w:next w:val="Normal"/>
     <w:qFormat/>
     <w:rPr>
+      <w:i w:val="0"/>
+      <w:color w:val="323539"/>
       <w:sz w:val="56"/>
       <w:szCs w:val="56"/>
     </w:rPr>
@@ -1009,7 +1694,8 @@
     <w:next w:val="Normal"/>
     <w:qFormat/>
     <w:rPr>
-      <w:color w:val="2E74B5"/>
+      <w:i w:val="0"/>
+      <w:color w:val="323539"/>
       <w:sz w:val="32"/>
       <w:szCs w:val="32"/>
     </w:rPr>
@@ -1020,7 +1706,8 @@
     <w:next w:val="Normal"/>
     <w:qFormat/>
     <w:rPr>
-      <w:color w:val="2E74B5"/>
+      <w:i w:val="0"/>
+      <w:color w:val="323539"/>
       <w:sz w:val="26"/>
       <w:szCs w:val="26"/>
     </w:rPr>
